--- a/docs/proposals/live-quiz-platform/deliverables/Altanfith_LiveQuizPlatform_ExecSummary_EN_v1.0.docx
+++ b/docs/proposals/live-quiz-platform/deliverables/Altanfith_LiveQuizPlatform_ExecSummary_EN_v1.0.docx
@@ -101,7 +101,7 @@
                 <w:sz w:val="18"/>
                 <w:szCs w:val="18"/>
               </w:rPr>
-              <w:t xml:space="preserve">Technical &amp; Commercial Overview  ·  Version 1.0  ·  [Date]  ·  </w:t>
+              <w:t xml:space="preserve">Prepared for: [Client Name]  ·  Technical &amp; Commercial Overview  ·  Version 1.0  ·  [Date]  ·  </w:t>
             </w:r>
             <w:r>
               <w:rPr>
@@ -1469,9 +1469,9 @@
 <file path=word/numbering.xml><?xml version="1.0" encoding="utf-8"?>
 <w:numbering xmlns:wpc="http://schemas.microsoft.com/office/word/2010/wordprocessingCanvas" xmlns:cx="http://schemas.microsoft.com/office/drawing/2014/chartex" xmlns:cx1="http://schemas.microsoft.com/office/drawing/2015/9/8/chartex" xmlns:cx2="http://schemas.microsoft.com/office/drawing/2015/10/21/chartex" xmlns:cx3="http://schemas.microsoft.com/office/drawing/2016/5/9/chartex" xmlns:cx4="http://schemas.microsoft.com/office/drawing/2016/5/10/chartex" xmlns:cx5="http://schemas.microsoft.com/office/drawing/2016/5/11/chartex" xmlns:cx6="http://schemas.microsoft.com/office/drawing/2016/5/12/chartex" xmlns:cx7="http://schemas.microsoft.com/office/drawing/2016/5/13/chartex" xmlns:cx8="http://schemas.microsoft.com/office/drawing/2016/5/14/chartex" xmlns:mc="http://schemas.openxmlformats.org/markup-compatibility/2006" xmlns:aink="http://schemas.microsoft.com/office/drawing/2016/ink" xmlns:am3d="http://schemas.microsoft.com/office/drawing/2017/model3d" xmlns:o="urn:schemas-microsoft-com:office:office" xmlns:oel="http://schemas.microsoft.com/office/2019/extlst" xmlns:r="http://schemas.openxmlformats.org/officeDocument/2006/relationships" xmlns:m="http://schemas.openxmlformats.org/officeDocument/2006/math" xmlns:v="urn:schemas-microsoft-com:vml" xmlns:wp14="http://schemas.microsoft.com/office/word/2010/wordprocessingDrawing" xmlns:wp="http://schemas.openxmlformats.org/drawingml/2006/wordprocessingDrawing" xmlns:w10="urn:schemas-microsoft-com:office:word" xmlns:w="http://schemas.openxmlformats.org/wordprocessingml/2006/main" xmlns:w14="http://schemas.microsoft.com/office/word/2010/wordml" xmlns:w15="http://schemas.microsoft.com/office/word/2012/wordml" xmlns:w16cex="http://schemas.microsoft.com/office/word/2018/wordml/cex" xmlns:w16cid="http://schemas.microsoft.com/office/word/2016/wordml/cid" xmlns:w16="http://schemas.microsoft.com/office/word/2018/wordml" xmlns:w16du="http://schemas.microsoft.com/office/word/2023/wordml/word16du" xmlns:w16sdtdh="http://schemas.microsoft.com/office/word/2020/wordml/sdtdatahash" xmlns:w16sdtfl="http://schemas.microsoft.com/office/word/2024/wordml/sdtformatlock" xmlns:w16se="http://schemas.microsoft.com/office/word/2015/wordml/symex" xmlns:wpg="http://schemas.microsoft.com/office/word/2010/wordprocessingGroup" xmlns:wpi="http://schemas.microsoft.com/office/word/2010/wordprocessingInk" xmlns:wne="http://schemas.microsoft.com/office/word/2006/wordml" xmlns:wps="http://schemas.microsoft.com/office/word/2010/wordprocessingShape" mc:Ignorable="w14 w15 w16se w16cid w16 w16cex w16sdtdh w16sdtfl w16du wp14">
   <w:abstractNum w:abstractNumId="0" w15:restartNumberingAfterBreak="0">
-    <w:nsid w:val="34B124C6"/>
+    <w:nsid w:val="28185A56"/>
     <w:multiLevelType w:val="multilevel"/>
-    <w:tmpl w:val="DDBACB06"/>
+    <w:tmpl w:val="17126584"/>
     <w:lvl w:ilvl="0">
       <w:start w:val="1"/>
       <w:numFmt w:val="bullet"/>
@@ -1618,9 +1618,9 @@
     </w:lvl>
   </w:abstractNum>
   <w:abstractNum w:abstractNumId="1" w15:restartNumberingAfterBreak="0">
-    <w:nsid w:val="3E2138F6"/>
+    <w:nsid w:val="2BD009D0"/>
     <w:multiLevelType w:val="multilevel"/>
-    <w:tmpl w:val="CDA490BA"/>
+    <w:tmpl w:val="2EE682DA"/>
     <w:lvl w:ilvl="0">
       <w:start w:val="1"/>
       <w:numFmt w:val="bullet"/>
@@ -1767,9 +1767,9 @@
     </w:lvl>
   </w:abstractNum>
   <w:abstractNum w:abstractNumId="2" w15:restartNumberingAfterBreak="0">
-    <w:nsid w:val="5405046E"/>
+    <w:nsid w:val="3D081E53"/>
     <w:multiLevelType w:val="multilevel"/>
-    <w:tmpl w:val="2E4A2AF4"/>
+    <w:tmpl w:val="356489B2"/>
     <w:lvl w:ilvl="0">
       <w:start w:val="1"/>
       <w:numFmt w:val="bullet"/>
@@ -1915,14 +1915,14 @@
       </w:rPr>
     </w:lvl>
   </w:abstractNum>
-  <w:num w:numId="1" w16cid:durableId="372658339">
+  <w:num w:numId="1" w16cid:durableId="1936596711">
     <w:abstractNumId w:val="0"/>
   </w:num>
-  <w:num w:numId="2" w16cid:durableId="1350982380">
+  <w:num w:numId="2" w16cid:durableId="1947686381">
+    <w:abstractNumId w:val="2"/>
+  </w:num>
+  <w:num w:numId="3" w16cid:durableId="1126853273">
     <w:abstractNumId w:val="1"/>
-  </w:num>
-  <w:num w:numId="3" w16cid:durableId="409429191">
-    <w:abstractNumId w:val="2"/>
   </w:num>
 </w:numbering>
 </file>
@@ -2596,7 +2596,7 @@
     <w:link w:val="HeaderChar"/>
     <w:uiPriority w:val="99"/>
     <w:unhideWhenUsed/>
-    <w:rsid w:val="00674D0F"/>
+    <w:rsid w:val="00657902"/>
     <w:pPr>
       <w:tabs>
         <w:tab w:val="center" w:pos="4680"/>
@@ -2609,7 +2609,7 @@
     <w:basedOn w:val="DefaultParagraphFont"/>
     <w:link w:val="Header"/>
     <w:uiPriority w:val="99"/>
-    <w:rsid w:val="00674D0F"/>
+    <w:rsid w:val="00657902"/>
     <w:rPr>
       <w:rFonts w:eastAsiaTheme="minorEastAsia"/>
       <w:sz w:val="24"/>
@@ -2622,7 +2622,7 @@
     <w:link w:val="FooterChar"/>
     <w:uiPriority w:val="99"/>
     <w:unhideWhenUsed/>
-    <w:rsid w:val="00674D0F"/>
+    <w:rsid w:val="00657902"/>
     <w:pPr>
       <w:tabs>
         <w:tab w:val="center" w:pos="4680"/>
@@ -2635,7 +2635,7 @@
     <w:basedOn w:val="DefaultParagraphFont"/>
     <w:link w:val="Footer"/>
     <w:uiPriority w:val="99"/>
-    <w:rsid w:val="00674D0F"/>
+    <w:rsid w:val="00657902"/>
     <w:rPr>
       <w:rFonts w:eastAsiaTheme="minorEastAsia"/>
       <w:sz w:val="24"/>

--- a/docs/proposals/live-quiz-platform/deliverables/Altanfith_LiveQuizPlatform_ExecSummary_EN_v1.0.docx
+++ b/docs/proposals/live-quiz-platform/deliverables/Altanfith_LiveQuizPlatform_ExecSummary_EN_v1.0.docx
@@ -167,7 +167,7 @@
           <w:szCs w:val="19"/>
           <w:lang w:val="en"/>
         </w:rPr>
-        <w:t>is an enterprise engagement, assessment, and knowledge-evaluation platform — a flexible, customizable alternative to general public quiz tools such as Kahoot, purpose-built for corporate and institutional use. It supports HSE meetings, employee training, knowledge assessments, corporate workshops, onboarding, internal compliance checks, and recruitment assessments, delivered through a fully bilingual Arabic and English interface with complete right-to-left support.</w:t>
+        <w:t>is an enterprise engagement, assessment, and knowledge-evaluation platform — a flexible, customizable alternative to general public quiz tools, purpose-built for corporate and institutional use. It supports HSE meetings, employee training, knowledge assessments, corporate workshops, onboarding, internal compliance checks, and recruitment assessments, delivered through a fully bilingual Arabic and English interface with complete right-to-left support.</w:t>
       </w:r>
     </w:p>
     <w:p>
@@ -1469,9 +1469,9 @@
 <file path=word/numbering.xml><?xml version="1.0" encoding="utf-8"?>
 <w:numbering xmlns:wpc="http://schemas.microsoft.com/office/word/2010/wordprocessingCanvas" xmlns:cx="http://schemas.microsoft.com/office/drawing/2014/chartex" xmlns:cx1="http://schemas.microsoft.com/office/drawing/2015/9/8/chartex" xmlns:cx2="http://schemas.microsoft.com/office/drawing/2015/10/21/chartex" xmlns:cx3="http://schemas.microsoft.com/office/drawing/2016/5/9/chartex" xmlns:cx4="http://schemas.microsoft.com/office/drawing/2016/5/10/chartex" xmlns:cx5="http://schemas.microsoft.com/office/drawing/2016/5/11/chartex" xmlns:cx6="http://schemas.microsoft.com/office/drawing/2016/5/12/chartex" xmlns:cx7="http://schemas.microsoft.com/office/drawing/2016/5/13/chartex" xmlns:cx8="http://schemas.microsoft.com/office/drawing/2016/5/14/chartex" xmlns:mc="http://schemas.openxmlformats.org/markup-compatibility/2006" xmlns:aink="http://schemas.microsoft.com/office/drawing/2016/ink" xmlns:am3d="http://schemas.microsoft.com/office/drawing/2017/model3d" xmlns:o="urn:schemas-microsoft-com:office:office" xmlns:oel="http://schemas.microsoft.com/office/2019/extlst" xmlns:r="http://schemas.openxmlformats.org/officeDocument/2006/relationships" xmlns:m="http://schemas.openxmlformats.org/officeDocument/2006/math" xmlns:v="urn:schemas-microsoft-com:vml" xmlns:wp14="http://schemas.microsoft.com/office/word/2010/wordprocessingDrawing" xmlns:wp="http://schemas.openxmlformats.org/drawingml/2006/wordprocessingDrawing" xmlns:w10="urn:schemas-microsoft-com:office:word" xmlns:w="http://schemas.openxmlformats.org/wordprocessingml/2006/main" xmlns:w14="http://schemas.microsoft.com/office/word/2010/wordml" xmlns:w15="http://schemas.microsoft.com/office/word/2012/wordml" xmlns:w16cex="http://schemas.microsoft.com/office/word/2018/wordml/cex" xmlns:w16cid="http://schemas.microsoft.com/office/word/2016/wordml/cid" xmlns:w16="http://schemas.microsoft.com/office/word/2018/wordml" xmlns:w16du="http://schemas.microsoft.com/office/word/2023/wordml/word16du" xmlns:w16sdtdh="http://schemas.microsoft.com/office/word/2020/wordml/sdtdatahash" xmlns:w16sdtfl="http://schemas.microsoft.com/office/word/2024/wordml/sdtformatlock" xmlns:w16se="http://schemas.microsoft.com/office/word/2015/wordml/symex" xmlns:wpg="http://schemas.microsoft.com/office/word/2010/wordprocessingGroup" xmlns:wpi="http://schemas.microsoft.com/office/word/2010/wordprocessingInk" xmlns:wne="http://schemas.microsoft.com/office/word/2006/wordml" xmlns:wps="http://schemas.microsoft.com/office/word/2010/wordprocessingShape" mc:Ignorable="w14 w15 w16se w16cid w16 w16cex w16sdtdh w16sdtfl w16du wp14">
   <w:abstractNum w:abstractNumId="0" w15:restartNumberingAfterBreak="0">
-    <w:nsid w:val="28185A56"/>
+    <w:nsid w:val="07D056B4"/>
     <w:multiLevelType w:val="multilevel"/>
-    <w:tmpl w:val="17126584"/>
+    <w:tmpl w:val="00A052EA"/>
     <w:lvl w:ilvl="0">
       <w:start w:val="1"/>
       <w:numFmt w:val="bullet"/>
@@ -1618,9 +1618,9 @@
     </w:lvl>
   </w:abstractNum>
   <w:abstractNum w:abstractNumId="1" w15:restartNumberingAfterBreak="0">
-    <w:nsid w:val="2BD009D0"/>
+    <w:nsid w:val="09484648"/>
     <w:multiLevelType w:val="multilevel"/>
-    <w:tmpl w:val="2EE682DA"/>
+    <w:tmpl w:val="EE3E618A"/>
     <w:lvl w:ilvl="0">
       <w:start w:val="1"/>
       <w:numFmt w:val="bullet"/>
@@ -1767,9 +1767,9 @@
     </w:lvl>
   </w:abstractNum>
   <w:abstractNum w:abstractNumId="2" w15:restartNumberingAfterBreak="0">
-    <w:nsid w:val="3D081E53"/>
+    <w:nsid w:val="46B96AAB"/>
     <w:multiLevelType w:val="multilevel"/>
-    <w:tmpl w:val="356489B2"/>
+    <w:tmpl w:val="D98E9472"/>
     <w:lvl w:ilvl="0">
       <w:start w:val="1"/>
       <w:numFmt w:val="bullet"/>
@@ -1915,13 +1915,13 @@
       </w:rPr>
     </w:lvl>
   </w:abstractNum>
-  <w:num w:numId="1" w16cid:durableId="1936596711">
+  <w:num w:numId="1" w16cid:durableId="636957518">
+    <w:abstractNumId w:val="2"/>
+  </w:num>
+  <w:num w:numId="2" w16cid:durableId="445663243">
     <w:abstractNumId w:val="0"/>
   </w:num>
-  <w:num w:numId="2" w16cid:durableId="1947686381">
-    <w:abstractNumId w:val="2"/>
-  </w:num>
-  <w:num w:numId="3" w16cid:durableId="1126853273">
+  <w:num w:numId="3" w16cid:durableId="701444037">
     <w:abstractNumId w:val="1"/>
   </w:num>
 </w:numbering>
@@ -2596,7 +2596,7 @@
     <w:link w:val="HeaderChar"/>
     <w:uiPriority w:val="99"/>
     <w:unhideWhenUsed/>
-    <w:rsid w:val="00657902"/>
+    <w:rsid w:val="00957DAA"/>
     <w:pPr>
       <w:tabs>
         <w:tab w:val="center" w:pos="4680"/>
@@ -2609,7 +2609,7 @@
     <w:basedOn w:val="DefaultParagraphFont"/>
     <w:link w:val="Header"/>
     <w:uiPriority w:val="99"/>
-    <w:rsid w:val="00657902"/>
+    <w:rsid w:val="00957DAA"/>
     <w:rPr>
       <w:rFonts w:eastAsiaTheme="minorEastAsia"/>
       <w:sz w:val="24"/>
@@ -2622,7 +2622,7 @@
     <w:link w:val="FooterChar"/>
     <w:uiPriority w:val="99"/>
     <w:unhideWhenUsed/>
-    <w:rsid w:val="00657902"/>
+    <w:rsid w:val="00957DAA"/>
     <w:pPr>
       <w:tabs>
         <w:tab w:val="center" w:pos="4680"/>
@@ -2635,7 +2635,7 @@
     <w:basedOn w:val="DefaultParagraphFont"/>
     <w:link w:val="Footer"/>
     <w:uiPriority w:val="99"/>
-    <w:rsid w:val="00657902"/>
+    <w:rsid w:val="00957DAA"/>
     <w:rPr>
       <w:rFonts w:eastAsiaTheme="minorEastAsia"/>
       <w:sz w:val="24"/>
